--- a/.ai-workflow/work/tasks/현장방문대비/30 관리 산출물/개발/md2docx-styled/JSA-PF-RL-002_배포 런북.docx
+++ b/.ai-workflow/work/tasks/현장방문대비/30 관리 산출물/개발/md2docx-styled/JSA-PF-RL-002_배포 런북.docx
@@ -13,44 +13,94 @@
     <w:tbl>
       <w:tblPr>
         <w:tblStyle w:val="Table"/>
-        <w:tblW w:type="pct" w:w="5000"/>
+        <w:tblW w:w="9638" w:type="dxa"/>
+        <w:tblBorders>
+          <w:top w:val="single" w:sz="4" w:space="0" w:color="CDD1D5"/>
+          <w:left w:val="single" w:sz="4" w:space="0" w:color="CDD1D5"/>
+          <w:bottom w:val="single" w:sz="4" w:space="0" w:color="CDD1D5"/>
+          <w:right w:val="single" w:sz="4" w:space="0" w:color="CDD1D5"/>
+          <w:insideH w:val="single" w:sz="4" w:space="0" w:color="CDD1D5"/>
+          <w:insideV w:val="single" w:sz="4" w:space="0" w:color="CDD1D5"/>
+        </w:tblBorders>
         <w:tblLayout w:type="fixed"/>
+        <w:tblCellMar>
+          <w:top w:w="50" w:type="dxa"/>
+          <w:left w:w="100" w:type="dxa"/>
+          <w:bottom w:w="50" w:type="dxa"/>
+          <w:right w:w="100" w:type="dxa"/>
+        </w:tblCellMar>
         <w:tblLook w:firstRow="1" w:lastRow="0" w:firstColumn="0" w:lastColumn="0" w:noHBand="0" w:noVBand="0" w:val="0020"/>
       </w:tblPr>
       <w:tblGrid>
-        <w:gridCol w:w="1894"/>
-        <w:gridCol w:w="6025"/>
+        <w:gridCol w:w="2305"/>
+        <w:gridCol w:w="7333"/>
       </w:tblGrid>
       <w:tr>
         <w:trPr>
+          <w:cantSplit/>
           <w:tblHeader w:val="on"/>
         </w:trPr>
         <w:tc>
-          <w:tcPr/>
-          <w:p>
-            <w:pPr>
-              <w:pStyle w:val="Compact"/>
-            </w:pPr>
-            <w:r>
+          <w:tcPr>
+            <w:tcW w:w="2305" w:type="dxa"/>
+            <w:tcBorders>
+              <w:top w:val="single" w:sz="4" w:space="0" w:color="90A9C6"/>
+              <w:left w:val="single" w:sz="4" w:space="0" w:color="90A9C6"/>
+              <w:bottom w:val="single" w:sz="4" w:space="0" w:color="90A9C6"/>
+              <w:right w:val="single" w:sz="4" w:space="0" w:color="90A9C6"/>
+            </w:tcBorders>
+            <w:shd w:val="clear" w:color="auto" w:fill="D6E0EB"/>
+            <w:vAlign w:val="center"/>
+          </w:tcPr>
+          <w:p>
+            <w:pPr>
+              <w:pStyle w:val="Compact"/>
+            </w:pPr>
+            <w:r>
+              <w:rPr>
+                <w:b/>
+                <w:bCs/>
+                <w:color w:val="131416"/>
+              </w:rPr>
               <w:t xml:space="preserve">항목</w:t>
             </w:r>
           </w:p>
         </w:tc>
         <w:tc>
-          <w:tcPr/>
-          <w:p>
-            <w:pPr>
-              <w:pStyle w:val="Compact"/>
-            </w:pPr>
-            <w:r>
+          <w:tcPr>
+            <w:tcW w:w="7333" w:type="dxa"/>
+            <w:tcBorders>
+              <w:top w:val="single" w:sz="4" w:space="0" w:color="90A9C6"/>
+              <w:left w:val="single" w:sz="4" w:space="0" w:color="90A9C6"/>
+              <w:bottom w:val="single" w:sz="4" w:space="0" w:color="90A9C6"/>
+              <w:right w:val="single" w:sz="4" w:space="0" w:color="90A9C6"/>
+            </w:tcBorders>
+            <w:shd w:val="clear" w:color="auto" w:fill="D6E0EB"/>
+            <w:vAlign w:val="center"/>
+          </w:tcPr>
+          <w:p>
+            <w:pPr>
+              <w:pStyle w:val="Compact"/>
+            </w:pPr>
+            <w:r>
+              <w:rPr>
+                <w:b/>
+                <w:bCs/>
+                <w:color w:val="131416"/>
+              </w:rPr>
               <w:t xml:space="preserve">내용</w:t>
             </w:r>
           </w:p>
         </w:tc>
       </w:tr>
       <w:tr>
-        <w:tc>
-          <w:tcPr/>
+        <w:trPr>
+          <w:cantSplit/>
+        </w:trPr>
+        <w:tc>
+          <w:tcPr>
+            <w:tcW w:w="2305" w:type="dxa"/>
+          </w:tcPr>
           <w:p>
             <w:pPr>
               <w:pStyle w:val="Compact"/>
@@ -61,7 +111,9 @@
           </w:p>
         </w:tc>
         <w:tc>
-          <w:tcPr/>
+          <w:tcPr>
+            <w:tcW w:w="7333" w:type="dxa"/>
+          </w:tcPr>
           <w:p>
             <w:pPr>
               <w:pStyle w:val="Compact"/>
@@ -73,8 +125,13 @@
         </w:tc>
       </w:tr>
       <w:tr>
-        <w:tc>
-          <w:tcPr/>
+        <w:trPr>
+          <w:cantSplit/>
+        </w:trPr>
+        <w:tc>
+          <w:tcPr>
+            <w:tcW w:w="2305" w:type="dxa"/>
+          </w:tcPr>
           <w:p>
             <w:pPr>
               <w:pStyle w:val="Compact"/>
@@ -85,7 +142,9 @@
           </w:p>
         </w:tc>
         <w:tc>
-          <w:tcPr/>
+          <w:tcPr>
+            <w:tcW w:w="7333" w:type="dxa"/>
+          </w:tcPr>
           <w:p>
             <w:pPr>
               <w:pStyle w:val="Compact"/>
@@ -97,8 +156,13 @@
         </w:tc>
       </w:tr>
       <w:tr>
-        <w:tc>
-          <w:tcPr/>
+        <w:trPr>
+          <w:cantSplit/>
+        </w:trPr>
+        <w:tc>
+          <w:tcPr>
+            <w:tcW w:w="2305" w:type="dxa"/>
+          </w:tcPr>
           <w:p>
             <w:pPr>
               <w:pStyle w:val="Compact"/>
@@ -109,7 +173,9 @@
           </w:p>
         </w:tc>
         <w:tc>
-          <w:tcPr/>
+          <w:tcPr>
+            <w:tcW w:w="7333" w:type="dxa"/>
+          </w:tcPr>
           <w:p>
             <w:pPr>
               <w:pStyle w:val="Compact"/>
@@ -121,8 +187,13 @@
         </w:tc>
       </w:tr>
       <w:tr>
-        <w:tc>
-          <w:tcPr/>
+        <w:trPr>
+          <w:cantSplit/>
+        </w:trPr>
+        <w:tc>
+          <w:tcPr>
+            <w:tcW w:w="2305" w:type="dxa"/>
+          </w:tcPr>
           <w:p>
             <w:pPr>
               <w:pStyle w:val="Compact"/>
@@ -133,7 +204,9 @@
           </w:p>
         </w:tc>
         <w:tc>
-          <w:tcPr/>
+          <w:tcPr>
+            <w:tcW w:w="7333" w:type="dxa"/>
+          </w:tcPr>
           <w:p>
             <w:pPr>
               <w:pStyle w:val="Compact"/>
@@ -145,8 +218,13 @@
         </w:tc>
       </w:tr>
       <w:tr>
-        <w:tc>
-          <w:tcPr/>
+        <w:trPr>
+          <w:cantSplit/>
+        </w:trPr>
+        <w:tc>
+          <w:tcPr>
+            <w:tcW w:w="2305" w:type="dxa"/>
+          </w:tcPr>
           <w:p>
             <w:pPr>
               <w:pStyle w:val="Compact"/>
@@ -157,7 +235,9 @@
           </w:p>
         </w:tc>
         <w:tc>
-          <w:tcPr/>
+          <w:tcPr>
+            <w:tcW w:w="7333" w:type="dxa"/>
+          </w:tcPr>
           <w:p>
             <w:pPr>
               <w:pStyle w:val="Compact"/>
@@ -169,8 +249,13 @@
         </w:tc>
       </w:tr>
       <w:tr>
-        <w:tc>
-          <w:tcPr/>
+        <w:trPr>
+          <w:cantSplit/>
+        </w:trPr>
+        <w:tc>
+          <w:tcPr>
+            <w:tcW w:w="2305" w:type="dxa"/>
+          </w:tcPr>
           <w:p>
             <w:pPr>
               <w:pStyle w:val="Compact"/>
@@ -181,7 +266,9 @@
           </w:p>
         </w:tc>
         <w:tc>
-          <w:tcPr/>
+          <w:tcPr>
+            <w:tcW w:w="7333" w:type="dxa"/>
+          </w:tcPr>
           <w:p>
             <w:pPr>
               <w:pStyle w:val="Compact"/>
@@ -193,8 +280,13 @@
         </w:tc>
       </w:tr>
       <w:tr>
-        <w:tc>
-          <w:tcPr/>
+        <w:trPr>
+          <w:cantSplit/>
+        </w:trPr>
+        <w:tc>
+          <w:tcPr>
+            <w:tcW w:w="2305" w:type="dxa"/>
+          </w:tcPr>
           <w:p>
             <w:pPr>
               <w:pStyle w:val="Compact"/>
@@ -205,7 +297,9 @@
           </w:p>
         </w:tc>
         <w:tc>
-          <w:tcPr/>
+          <w:tcPr>
+            <w:tcW w:w="7333" w:type="dxa"/>
+          </w:tcPr>
           <w:p>
             <w:pPr>
               <w:pStyle w:val="Compact"/>
@@ -228,80 +322,175 @@
     <w:tbl>
       <w:tblPr>
         <w:tblStyle w:val="Table"/>
-        <w:tblW w:type="pct" w:w="5000"/>
+        <w:tblW w:w="9638" w:type="dxa"/>
+        <w:tblBorders>
+          <w:top w:val="single" w:sz="4" w:space="0" w:color="CDD1D5"/>
+          <w:left w:val="single" w:sz="4" w:space="0" w:color="CDD1D5"/>
+          <w:bottom w:val="single" w:sz="4" w:space="0" w:color="CDD1D5"/>
+          <w:right w:val="single" w:sz="4" w:space="0" w:color="CDD1D5"/>
+          <w:insideH w:val="single" w:sz="4" w:space="0" w:color="CDD1D5"/>
+          <w:insideV w:val="single" w:sz="4" w:space="0" w:color="CDD1D5"/>
+        </w:tblBorders>
         <w:tblLayout w:type="fixed"/>
+        <w:tblCellMar>
+          <w:top w:w="50" w:type="dxa"/>
+          <w:left w:w="100" w:type="dxa"/>
+          <w:bottom w:w="50" w:type="dxa"/>
+          <w:right w:w="100" w:type="dxa"/>
+        </w:tblCellMar>
         <w:tblLook w:firstRow="1" w:lastRow="0" w:firstColumn="0" w:lastColumn="0" w:noHBand="0" w:noVBand="0" w:val="0020"/>
       </w:tblPr>
       <w:tblGrid>
-        <w:gridCol w:w="1526"/>
-        <w:gridCol w:w="1622"/>
-        <w:gridCol w:w="1717"/>
-        <w:gridCol w:w="1526"/>
-        <w:gridCol w:w="1526"/>
+        <w:gridCol w:w="1858"/>
+        <w:gridCol w:w="1975"/>
+        <w:gridCol w:w="2090"/>
+        <w:gridCol w:w="1858"/>
+        <w:gridCol w:w="1857"/>
       </w:tblGrid>
       <w:tr>
         <w:trPr>
+          <w:cantSplit/>
           <w:tblHeader w:val="on"/>
         </w:trPr>
         <w:tc>
-          <w:tcPr/>
-          <w:p>
-            <w:pPr>
-              <w:pStyle w:val="Compact"/>
-            </w:pPr>
-            <w:r>
+          <w:tcPr>
+            <w:tcW w:w="1858" w:type="dxa"/>
+            <w:tcBorders>
+              <w:top w:val="single" w:sz="4" w:space="0" w:color="90A9C6"/>
+              <w:left w:val="single" w:sz="4" w:space="0" w:color="90A9C6"/>
+              <w:bottom w:val="single" w:sz="4" w:space="0" w:color="90A9C6"/>
+              <w:right w:val="single" w:sz="4" w:space="0" w:color="90A9C6"/>
+            </w:tcBorders>
+            <w:shd w:val="clear" w:color="auto" w:fill="D6E0EB"/>
+            <w:vAlign w:val="center"/>
+          </w:tcPr>
+          <w:p>
+            <w:pPr>
+              <w:pStyle w:val="Compact"/>
+            </w:pPr>
+            <w:r>
+              <w:rPr>
+                <w:b/>
+                <w:bCs/>
+                <w:color w:val="131416"/>
+              </w:rPr>
               <w:t xml:space="preserve">버전</w:t>
             </w:r>
           </w:p>
         </w:tc>
         <w:tc>
-          <w:tcPr/>
-          <w:p>
-            <w:pPr>
-              <w:pStyle w:val="Compact"/>
-            </w:pPr>
-            <w:r>
+          <w:tcPr>
+            <w:tcW w:w="1975" w:type="dxa"/>
+            <w:tcBorders>
+              <w:top w:val="single" w:sz="4" w:space="0" w:color="90A9C6"/>
+              <w:left w:val="single" w:sz="4" w:space="0" w:color="90A9C6"/>
+              <w:bottom w:val="single" w:sz="4" w:space="0" w:color="90A9C6"/>
+              <w:right w:val="single" w:sz="4" w:space="0" w:color="90A9C6"/>
+            </w:tcBorders>
+            <w:shd w:val="clear" w:color="auto" w:fill="D6E0EB"/>
+            <w:vAlign w:val="center"/>
+          </w:tcPr>
+          <w:p>
+            <w:pPr>
+              <w:pStyle w:val="Compact"/>
+            </w:pPr>
+            <w:r>
+              <w:rPr>
+                <w:b/>
+                <w:bCs/>
+                <w:color w:val="131416"/>
+              </w:rPr>
               <w:t xml:space="preserve">날짜</w:t>
             </w:r>
           </w:p>
         </w:tc>
         <w:tc>
-          <w:tcPr/>
-          <w:p>
-            <w:pPr>
-              <w:pStyle w:val="Compact"/>
-            </w:pPr>
-            <w:r>
+          <w:tcPr>
+            <w:tcW w:w="2090" w:type="dxa"/>
+            <w:tcBorders>
+              <w:top w:val="single" w:sz="4" w:space="0" w:color="90A9C6"/>
+              <w:left w:val="single" w:sz="4" w:space="0" w:color="90A9C6"/>
+              <w:bottom w:val="single" w:sz="4" w:space="0" w:color="90A9C6"/>
+              <w:right w:val="single" w:sz="4" w:space="0" w:color="90A9C6"/>
+            </w:tcBorders>
+            <w:shd w:val="clear" w:color="auto" w:fill="D6E0EB"/>
+            <w:vAlign w:val="center"/>
+          </w:tcPr>
+          <w:p>
+            <w:pPr>
+              <w:pStyle w:val="Compact"/>
+            </w:pPr>
+            <w:r>
+              <w:rPr>
+                <w:b/>
+                <w:bCs/>
+                <w:color w:val="131416"/>
+              </w:rPr>
               <w:t xml:space="preserve">변경 내용</w:t>
             </w:r>
           </w:p>
         </w:tc>
         <w:tc>
-          <w:tcPr/>
-          <w:p>
-            <w:pPr>
-              <w:pStyle w:val="Compact"/>
-            </w:pPr>
-            <w:r>
+          <w:tcPr>
+            <w:tcW w:w="1858" w:type="dxa"/>
+            <w:tcBorders>
+              <w:top w:val="single" w:sz="4" w:space="0" w:color="90A9C6"/>
+              <w:left w:val="single" w:sz="4" w:space="0" w:color="90A9C6"/>
+              <w:bottom w:val="single" w:sz="4" w:space="0" w:color="90A9C6"/>
+              <w:right w:val="single" w:sz="4" w:space="0" w:color="90A9C6"/>
+            </w:tcBorders>
+            <w:shd w:val="clear" w:color="auto" w:fill="D6E0EB"/>
+            <w:vAlign w:val="center"/>
+          </w:tcPr>
+          <w:p>
+            <w:pPr>
+              <w:pStyle w:val="Compact"/>
+            </w:pPr>
+            <w:r>
+              <w:rPr>
+                <w:b/>
+                <w:bCs/>
+                <w:color w:val="131416"/>
+              </w:rPr>
               <w:t xml:space="preserve">작성자</w:t>
             </w:r>
           </w:p>
         </w:tc>
         <w:tc>
-          <w:tcPr/>
-          <w:p>
-            <w:pPr>
-              <w:pStyle w:val="Compact"/>
-            </w:pPr>
-            <w:r>
+          <w:tcPr>
+            <w:tcW w:w="1857" w:type="dxa"/>
+            <w:tcBorders>
+              <w:top w:val="single" w:sz="4" w:space="0" w:color="90A9C6"/>
+              <w:left w:val="single" w:sz="4" w:space="0" w:color="90A9C6"/>
+              <w:bottom w:val="single" w:sz="4" w:space="0" w:color="90A9C6"/>
+              <w:right w:val="single" w:sz="4" w:space="0" w:color="90A9C6"/>
+            </w:tcBorders>
+            <w:shd w:val="clear" w:color="auto" w:fill="D6E0EB"/>
+            <w:vAlign w:val="center"/>
+          </w:tcPr>
+          <w:p>
+            <w:pPr>
+              <w:pStyle w:val="Compact"/>
+            </w:pPr>
+            <w:r>
+              <w:rPr>
+                <w:b/>
+                <w:bCs/>
+                <w:color w:val="131416"/>
+              </w:rPr>
               <w:t xml:space="preserve">승인자</w:t>
             </w:r>
           </w:p>
         </w:tc>
       </w:tr>
       <w:tr>
-        <w:tc>
-          <w:tcPr/>
+        <w:trPr>
+          <w:cantSplit/>
+        </w:trPr>
+        <w:tc>
+          <w:tcPr>
+            <w:tcW w:w="1858" w:type="dxa"/>
+          </w:tcPr>
           <w:p>
             <w:pPr>
               <w:pStyle w:val="Compact"/>
@@ -312,7 +501,9 @@
           </w:p>
         </w:tc>
         <w:tc>
-          <w:tcPr/>
+          <w:tcPr>
+            <w:tcW w:w="1975" w:type="dxa"/>
+          </w:tcPr>
           <w:p>
             <w:pPr>
               <w:pStyle w:val="Compact"/>
@@ -323,7 +514,9 @@
           </w:p>
         </w:tc>
         <w:tc>
-          <w:tcPr/>
+          <w:tcPr>
+            <w:tcW w:w="2090" w:type="dxa"/>
+          </w:tcPr>
           <w:p>
             <w:pPr>
               <w:pStyle w:val="Compact"/>
@@ -334,7 +527,9 @@
           </w:p>
         </w:tc>
         <w:tc>
-          <w:tcPr/>
+          <w:tcPr>
+            <w:tcW w:w="1858" w:type="dxa"/>
+          </w:tcPr>
           <w:p>
             <w:pPr>
               <w:pStyle w:val="Compact"/>
@@ -345,7 +540,9 @@
           </w:p>
         </w:tc>
         <w:tc>
-          <w:tcPr/>
+          <w:tcPr>
+            <w:tcW w:w="1857" w:type="dxa"/>
+          </w:tcPr>
           <w:p>
             <w:pPr>
               <w:pStyle w:val="Compact"/>
@@ -538,46 +735,96 @@
     <w:tbl>
       <w:tblPr>
         <w:tblStyle w:val="Table"/>
-        <w:tblW w:type="pct" w:w="5000"/>
+        <w:tblW w:w="9638" w:type="dxa"/>
         <w:jc w:val="left"/>
         <w:tblInd w:w="720" w:type="dxa"/>
+        <w:tblBorders>
+          <w:top w:val="single" w:sz="4" w:space="0" w:color="CDD1D5"/>
+          <w:left w:val="single" w:sz="4" w:space="0" w:color="CDD1D5"/>
+          <w:bottom w:val="single" w:sz="4" w:space="0" w:color="CDD1D5"/>
+          <w:right w:val="single" w:sz="4" w:space="0" w:color="CDD1D5"/>
+          <w:insideH w:val="single" w:sz="4" w:space="0" w:color="CDD1D5"/>
+          <w:insideV w:val="single" w:sz="4" w:space="0" w:color="CDD1D5"/>
+        </w:tblBorders>
         <w:tblLayout w:type="fixed"/>
+        <w:tblCellMar>
+          <w:top w:w="50" w:type="dxa"/>
+          <w:left w:w="100" w:type="dxa"/>
+          <w:bottom w:w="50" w:type="dxa"/>
+          <w:right w:w="100" w:type="dxa"/>
+        </w:tblCellMar>
         <w:tblLook w:firstRow="1" w:lastRow="0" w:firstColumn="0" w:lastColumn="0" w:noHBand="0" w:noVBand="0" w:val="0020"/>
       </w:tblPr>
       <w:tblGrid>
-        <w:gridCol w:w="3540"/>
-        <w:gridCol w:w="4379"/>
+        <w:gridCol w:w="4308"/>
+        <w:gridCol w:w="5330"/>
       </w:tblGrid>
       <w:tr>
         <w:trPr>
+          <w:cantSplit/>
           <w:tblHeader w:val="on"/>
         </w:trPr>
         <w:tc>
-          <w:tcPr/>
-          <w:p>
-            <w:pPr>
-              <w:pStyle w:val="Compact"/>
-            </w:pPr>
-            <w:r>
+          <w:tcPr>
+            <w:tcW w:w="4308" w:type="dxa"/>
+            <w:tcBorders>
+              <w:top w:val="single" w:sz="4" w:space="0" w:color="90A9C6"/>
+              <w:left w:val="single" w:sz="4" w:space="0" w:color="90A9C6"/>
+              <w:bottom w:val="single" w:sz="4" w:space="0" w:color="90A9C6"/>
+              <w:right w:val="single" w:sz="4" w:space="0" w:color="90A9C6"/>
+            </w:tcBorders>
+            <w:shd w:val="clear" w:color="auto" w:fill="D6E0EB"/>
+            <w:vAlign w:val="center"/>
+          </w:tcPr>
+          <w:p>
+            <w:pPr>
+              <w:pStyle w:val="Compact"/>
+            </w:pPr>
+            <w:r>
+              <w:rPr>
+                <w:b/>
+                <w:bCs/>
+                <w:color w:val="131416"/>
+              </w:rPr>
               <w:t xml:space="preserve">환경</w:t>
             </w:r>
           </w:p>
         </w:tc>
         <w:tc>
-          <w:tcPr/>
-          <w:p>
-            <w:pPr>
-              <w:pStyle w:val="Compact"/>
-            </w:pPr>
-            <w:r>
+          <w:tcPr>
+            <w:tcW w:w="5330" w:type="dxa"/>
+            <w:tcBorders>
+              <w:top w:val="single" w:sz="4" w:space="0" w:color="90A9C6"/>
+              <w:left w:val="single" w:sz="4" w:space="0" w:color="90A9C6"/>
+              <w:bottom w:val="single" w:sz="4" w:space="0" w:color="90A9C6"/>
+              <w:right w:val="single" w:sz="4" w:space="0" w:color="90A9C6"/>
+            </w:tcBorders>
+            <w:shd w:val="clear" w:color="auto" w:fill="D6E0EB"/>
+            <w:vAlign w:val="center"/>
+          </w:tcPr>
+          <w:p>
+            <w:pPr>
+              <w:pStyle w:val="Compact"/>
+            </w:pPr>
+            <w:r>
+              <w:rPr>
+                <w:b/>
+                <w:bCs/>
+                <w:color w:val="131416"/>
+              </w:rPr>
               <w:t xml:space="preserve">용도·트리거</w:t>
             </w:r>
           </w:p>
         </w:tc>
       </w:tr>
       <w:tr>
-        <w:tc>
-          <w:tcPr/>
+        <w:trPr>
+          <w:cantSplit/>
+        </w:trPr>
+        <w:tc>
+          <w:tcPr>
+            <w:tcW w:w="4308" w:type="dxa"/>
+          </w:tcPr>
           <w:p>
             <w:pPr>
               <w:pStyle w:val="Compact"/>
@@ -600,7 +847,9 @@
           </w:p>
         </w:tc>
         <w:tc>
-          <w:tcPr/>
+          <w:tcPr>
+            <w:tcW w:w="5330" w:type="dxa"/>
+          </w:tcPr>
           <w:p>
             <w:pPr>
               <w:pStyle w:val="Compact"/>
@@ -612,8 +861,13 @@
         </w:tc>
       </w:tr>
       <w:tr>
-        <w:tc>
-          <w:tcPr/>
+        <w:trPr>
+          <w:cantSplit/>
+        </w:trPr>
+        <w:tc>
+          <w:tcPr>
+            <w:tcW w:w="4308" w:type="dxa"/>
+          </w:tcPr>
           <w:p>
             <w:pPr>
               <w:pStyle w:val="Compact"/>
@@ -636,7 +890,9 @@
           </w:p>
         </w:tc>
         <w:tc>
-          <w:tcPr/>
+          <w:tcPr>
+            <w:tcW w:w="5330" w:type="dxa"/>
+          </w:tcPr>
           <w:p>
             <w:pPr>
               <w:pStyle w:val="Compact"/>
@@ -657,8 +913,13 @@
         </w:tc>
       </w:tr>
       <w:tr>
-        <w:tc>
-          <w:tcPr/>
+        <w:trPr>
+          <w:cantSplit/>
+        </w:trPr>
+        <w:tc>
+          <w:tcPr>
+            <w:tcW w:w="4308" w:type="dxa"/>
+          </w:tcPr>
           <w:p>
             <w:pPr>
               <w:pStyle w:val="Compact"/>
@@ -669,7 +930,9 @@
           </w:p>
         </w:tc>
         <w:tc>
-          <w:tcPr/>
+          <w:tcPr>
+            <w:tcW w:w="5330" w:type="dxa"/>
+          </w:tcPr>
           <w:p>
             <w:pPr>
               <w:pStyle w:val="Compact"/>
@@ -1031,80 +1294,175 @@
     <w:tbl>
       <w:tblPr>
         <w:tblStyle w:val="Table"/>
-        <w:tblW w:type="pct" w:w="5000"/>
+        <w:tblW w:w="9638" w:type="dxa"/>
+        <w:tblBorders>
+          <w:top w:val="single" w:sz="4" w:space="0" w:color="CDD1D5"/>
+          <w:left w:val="single" w:sz="4" w:space="0" w:color="CDD1D5"/>
+          <w:bottom w:val="single" w:sz="4" w:space="0" w:color="CDD1D5"/>
+          <w:right w:val="single" w:sz="4" w:space="0" w:color="CDD1D5"/>
+          <w:insideH w:val="single" w:sz="4" w:space="0" w:color="CDD1D5"/>
+          <w:insideV w:val="single" w:sz="4" w:space="0" w:color="CDD1D5"/>
+        </w:tblBorders>
         <w:tblLayout w:type="fixed"/>
+        <w:tblCellMar>
+          <w:top w:w="50" w:type="dxa"/>
+          <w:left w:w="100" w:type="dxa"/>
+          <w:bottom w:w="50" w:type="dxa"/>
+          <w:right w:w="100" w:type="dxa"/>
+        </w:tblCellMar>
         <w:tblLook w:firstRow="1" w:lastRow="0" w:firstColumn="0" w:lastColumn="0" w:noHBand="0" w:noVBand="0" w:val="0020"/>
       </w:tblPr>
       <w:tblGrid>
-        <w:gridCol w:w="390"/>
-        <w:gridCol w:w="1734"/>
-        <w:gridCol w:w="2926"/>
-        <w:gridCol w:w="390"/>
-        <w:gridCol w:w="2478"/>
+        <w:gridCol w:w="475"/>
+        <w:gridCol w:w="2111"/>
+        <w:gridCol w:w="3562"/>
+        <w:gridCol w:w="475"/>
+        <w:gridCol w:w="3015"/>
       </w:tblGrid>
       <w:tr>
         <w:trPr>
+          <w:cantSplit/>
           <w:tblHeader w:val="on"/>
         </w:trPr>
         <w:tc>
-          <w:tcPr/>
-          <w:p>
-            <w:pPr>
-              <w:pStyle w:val="Compact"/>
-            </w:pPr>
-            <w:r>
+          <w:tcPr>
+            <w:tcW w:w="475" w:type="dxa"/>
+            <w:tcBorders>
+              <w:top w:val="single" w:sz="4" w:space="0" w:color="90A9C6"/>
+              <w:left w:val="single" w:sz="4" w:space="0" w:color="90A9C6"/>
+              <w:bottom w:val="single" w:sz="4" w:space="0" w:color="90A9C6"/>
+              <w:right w:val="single" w:sz="4" w:space="0" w:color="90A9C6"/>
+            </w:tcBorders>
+            <w:shd w:val="clear" w:color="auto" w:fill="D6E0EB"/>
+            <w:vAlign w:val="center"/>
+          </w:tcPr>
+          <w:p>
+            <w:pPr>
+              <w:pStyle w:val="Compact"/>
+            </w:pPr>
+            <w:r>
+              <w:rPr>
+                <w:b/>
+                <w:bCs/>
+                <w:color w:val="131416"/>
+              </w:rPr>
               <w:t xml:space="preserve">순서</w:t>
             </w:r>
           </w:p>
         </w:tc>
         <w:tc>
-          <w:tcPr/>
-          <w:p>
-            <w:pPr>
-              <w:pStyle w:val="Compact"/>
-            </w:pPr>
-            <w:r>
+          <w:tcPr>
+            <w:tcW w:w="2111" w:type="dxa"/>
+            <w:tcBorders>
+              <w:top w:val="single" w:sz="4" w:space="0" w:color="90A9C6"/>
+              <w:left w:val="single" w:sz="4" w:space="0" w:color="90A9C6"/>
+              <w:bottom w:val="single" w:sz="4" w:space="0" w:color="90A9C6"/>
+              <w:right w:val="single" w:sz="4" w:space="0" w:color="90A9C6"/>
+            </w:tcBorders>
+            <w:shd w:val="clear" w:color="auto" w:fill="D6E0EB"/>
+            <w:vAlign w:val="center"/>
+          </w:tcPr>
+          <w:p>
+            <w:pPr>
+              <w:pStyle w:val="Compact"/>
+            </w:pPr>
+            <w:r>
+              <w:rPr>
+                <w:b/>
+                <w:bCs/>
+                <w:color w:val="131416"/>
+              </w:rPr>
               <w:t xml:space="preserve">작업</w:t>
             </w:r>
           </w:p>
         </w:tc>
         <w:tc>
-          <w:tcPr/>
-          <w:p>
-            <w:pPr>
-              <w:pStyle w:val="Compact"/>
-            </w:pPr>
-            <w:r>
+          <w:tcPr>
+            <w:tcW w:w="3562" w:type="dxa"/>
+            <w:tcBorders>
+              <w:top w:val="single" w:sz="4" w:space="0" w:color="90A9C6"/>
+              <w:left w:val="single" w:sz="4" w:space="0" w:color="90A9C6"/>
+              <w:bottom w:val="single" w:sz="4" w:space="0" w:color="90A9C6"/>
+              <w:right w:val="single" w:sz="4" w:space="0" w:color="90A9C6"/>
+            </w:tcBorders>
+            <w:shd w:val="clear" w:color="auto" w:fill="D6E0EB"/>
+            <w:vAlign w:val="center"/>
+          </w:tcPr>
+          <w:p>
+            <w:pPr>
+              <w:pStyle w:val="Compact"/>
+            </w:pPr>
+            <w:r>
+              <w:rPr>
+                <w:b/>
+                <w:bCs/>
+                <w:color w:val="131416"/>
+              </w:rPr>
               <w:t xml:space="preserve">명령·방법</w:t>
             </w:r>
           </w:p>
         </w:tc>
         <w:tc>
-          <w:tcPr/>
-          <w:p>
-            <w:pPr>
-              <w:pStyle w:val="Compact"/>
-            </w:pPr>
-            <w:r>
+          <w:tcPr>
+            <w:tcW w:w="475" w:type="dxa"/>
+            <w:tcBorders>
+              <w:top w:val="single" w:sz="4" w:space="0" w:color="90A9C6"/>
+              <w:left w:val="single" w:sz="4" w:space="0" w:color="90A9C6"/>
+              <w:bottom w:val="single" w:sz="4" w:space="0" w:color="90A9C6"/>
+              <w:right w:val="single" w:sz="4" w:space="0" w:color="90A9C6"/>
+            </w:tcBorders>
+            <w:shd w:val="clear" w:color="auto" w:fill="D6E0EB"/>
+            <w:vAlign w:val="center"/>
+          </w:tcPr>
+          <w:p>
+            <w:pPr>
+              <w:pStyle w:val="Compact"/>
+            </w:pPr>
+            <w:r>
+              <w:rPr>
+                <w:b/>
+                <w:bCs/>
+                <w:color w:val="131416"/>
+              </w:rPr>
               <w:t xml:space="preserve">담당</w:t>
             </w:r>
           </w:p>
         </w:tc>
         <w:tc>
-          <w:tcPr/>
-          <w:p>
-            <w:pPr>
-              <w:pStyle w:val="Compact"/>
-            </w:pPr>
-            <w:r>
+          <w:tcPr>
+            <w:tcW w:w="3015" w:type="dxa"/>
+            <w:tcBorders>
+              <w:top w:val="single" w:sz="4" w:space="0" w:color="90A9C6"/>
+              <w:left w:val="single" w:sz="4" w:space="0" w:color="90A9C6"/>
+              <w:bottom w:val="single" w:sz="4" w:space="0" w:color="90A9C6"/>
+              <w:right w:val="single" w:sz="4" w:space="0" w:color="90A9C6"/>
+            </w:tcBorders>
+            <w:shd w:val="clear" w:color="auto" w:fill="D6E0EB"/>
+            <w:vAlign w:val="center"/>
+          </w:tcPr>
+          <w:p>
+            <w:pPr>
+              <w:pStyle w:val="Compact"/>
+            </w:pPr>
+            <w:r>
+              <w:rPr>
+                <w:b/>
+                <w:bCs/>
+                <w:color w:val="131416"/>
+              </w:rPr>
               <w:t xml:space="preserve">예상 시간</w:t>
             </w:r>
           </w:p>
         </w:tc>
       </w:tr>
       <w:tr>
-        <w:tc>
-          <w:tcPr/>
+        <w:trPr>
+          <w:cantSplit/>
+        </w:trPr>
+        <w:tc>
+          <w:tcPr>
+            <w:tcW w:w="475" w:type="dxa"/>
+          </w:tcPr>
           <w:p>
             <w:pPr>
               <w:pStyle w:val="Compact"/>
@@ -1115,7 +1473,9 @@
           </w:p>
         </w:tc>
         <w:tc>
-          <w:tcPr/>
+          <w:tcPr>
+            <w:tcW w:w="2111" w:type="dxa"/>
+          </w:tcPr>
           <w:p>
             <w:pPr>
               <w:pStyle w:val="Compact"/>
@@ -1126,7 +1486,9 @@
           </w:p>
         </w:tc>
         <w:tc>
-          <w:tcPr/>
+          <w:tcPr>
+            <w:tcW w:w="3562" w:type="dxa"/>
+          </w:tcPr>
           <w:p>
             <w:pPr>
               <w:pStyle w:val="Compact"/>
@@ -1143,7 +1505,9 @@
           </w:p>
         </w:tc>
         <w:tc>
-          <w:tcPr/>
+          <w:tcPr>
+            <w:tcW w:w="475" w:type="dxa"/>
+          </w:tcPr>
           <w:p>
             <w:pPr>
               <w:pStyle w:val="Compact"/>
@@ -1154,7 +1518,9 @@
           </w:p>
         </w:tc>
         <w:tc>
-          <w:tcPr/>
+          <w:tcPr>
+            <w:tcW w:w="3015" w:type="dxa"/>
+          </w:tcPr>
           <w:p>
             <w:pPr>
               <w:pStyle w:val="Compact"/>
@@ -1166,8 +1532,13 @@
         </w:tc>
       </w:tr>
       <w:tr>
-        <w:tc>
-          <w:tcPr/>
+        <w:trPr>
+          <w:cantSplit/>
+        </w:trPr>
+        <w:tc>
+          <w:tcPr>
+            <w:tcW w:w="475" w:type="dxa"/>
+          </w:tcPr>
           <w:p>
             <w:pPr>
               <w:pStyle w:val="Compact"/>
@@ -1178,7 +1549,9 @@
           </w:p>
         </w:tc>
         <w:tc>
-          <w:tcPr/>
+          <w:tcPr>
+            <w:tcW w:w="2111" w:type="dxa"/>
+          </w:tcPr>
           <w:p>
             <w:pPr>
               <w:pStyle w:val="Compact"/>
@@ -1189,7 +1562,9 @@
           </w:p>
         </w:tc>
         <w:tc>
-          <w:tcPr/>
+          <w:tcPr>
+            <w:tcW w:w="3562" w:type="dxa"/>
+          </w:tcPr>
           <w:p>
             <w:pPr>
               <w:pStyle w:val="Compact"/>
@@ -1215,7 +1590,9 @@
           </w:p>
         </w:tc>
         <w:tc>
-          <w:tcPr/>
+          <w:tcPr>
+            <w:tcW w:w="475" w:type="dxa"/>
+          </w:tcPr>
           <w:p>
             <w:pPr>
               <w:pStyle w:val="Compact"/>
@@ -1226,7 +1603,9 @@
           </w:p>
         </w:tc>
         <w:tc>
-          <w:tcPr/>
+          <w:tcPr>
+            <w:tcW w:w="3015" w:type="dxa"/>
+          </w:tcPr>
           <w:p>
             <w:pPr>
               <w:pStyle w:val="Compact"/>
@@ -1238,8 +1617,13 @@
         </w:tc>
       </w:tr>
       <w:tr>
-        <w:tc>
-          <w:tcPr/>
+        <w:trPr>
+          <w:cantSplit/>
+        </w:trPr>
+        <w:tc>
+          <w:tcPr>
+            <w:tcW w:w="475" w:type="dxa"/>
+          </w:tcPr>
           <w:p>
             <w:pPr>
               <w:pStyle w:val="Compact"/>
@@ -1250,7 +1634,9 @@
           </w:p>
         </w:tc>
         <w:tc>
-          <w:tcPr/>
+          <w:tcPr>
+            <w:tcW w:w="2111" w:type="dxa"/>
+          </w:tcPr>
           <w:p>
             <w:pPr>
               <w:pStyle w:val="Compact"/>
@@ -1261,7 +1647,9 @@
           </w:p>
         </w:tc>
         <w:tc>
-          <w:tcPr/>
+          <w:tcPr>
+            <w:tcW w:w="3562" w:type="dxa"/>
+          </w:tcPr>
           <w:p>
             <w:pPr>
               <w:pStyle w:val="Compact"/>
@@ -1335,7 +1723,9 @@
           </w:p>
         </w:tc>
         <w:tc>
-          <w:tcPr/>
+          <w:tcPr>
+            <w:tcW w:w="475" w:type="dxa"/>
+          </w:tcPr>
           <w:p>
             <w:pPr>
               <w:pStyle w:val="Compact"/>
@@ -1346,7 +1736,9 @@
           </w:p>
         </w:tc>
         <w:tc>
-          <w:tcPr/>
+          <w:tcPr>
+            <w:tcW w:w="3015" w:type="dxa"/>
+          </w:tcPr>
           <w:p>
             <w:pPr>
               <w:pStyle w:val="Compact"/>
@@ -1367,8 +1759,13 @@
         </w:tc>
       </w:tr>
       <w:tr>
-        <w:tc>
-          <w:tcPr/>
+        <w:trPr>
+          <w:cantSplit/>
+        </w:trPr>
+        <w:tc>
+          <w:tcPr>
+            <w:tcW w:w="475" w:type="dxa"/>
+          </w:tcPr>
           <w:p>
             <w:pPr>
               <w:pStyle w:val="Compact"/>
@@ -1379,7 +1776,9 @@
           </w:p>
         </w:tc>
         <w:tc>
-          <w:tcPr/>
+          <w:tcPr>
+            <w:tcW w:w="2111" w:type="dxa"/>
+          </w:tcPr>
           <w:p>
             <w:pPr>
               <w:pStyle w:val="Compact"/>
@@ -1390,7 +1789,9 @@
           </w:p>
         </w:tc>
         <w:tc>
-          <w:tcPr/>
+          <w:tcPr>
+            <w:tcW w:w="3562" w:type="dxa"/>
+          </w:tcPr>
           <w:p>
             <w:pPr>
               <w:pStyle w:val="Compact"/>
@@ -1431,7 +1832,9 @@
           </w:p>
         </w:tc>
         <w:tc>
-          <w:tcPr/>
+          <w:tcPr>
+            <w:tcW w:w="475" w:type="dxa"/>
+          </w:tcPr>
           <w:p>
             <w:pPr>
               <w:pStyle w:val="Compact"/>
@@ -1442,7 +1845,9 @@
           </w:p>
         </w:tc>
         <w:tc>
-          <w:tcPr/>
+          <w:tcPr>
+            <w:tcW w:w="3015" w:type="dxa"/>
+          </w:tcPr>
           <w:p>
             <w:pPr>
               <w:pStyle w:val="Compact"/>
@@ -1478,8 +1883,13 @@
         </w:tc>
       </w:tr>
       <w:tr>
-        <w:tc>
-          <w:tcPr/>
+        <w:trPr>
+          <w:cantSplit/>
+        </w:trPr>
+        <w:tc>
+          <w:tcPr>
+            <w:tcW w:w="475" w:type="dxa"/>
+          </w:tcPr>
           <w:p>
             <w:pPr>
               <w:pStyle w:val="Compact"/>
@@ -1490,7 +1900,9 @@
           </w:p>
         </w:tc>
         <w:tc>
-          <w:tcPr/>
+          <w:tcPr>
+            <w:tcW w:w="2111" w:type="dxa"/>
+          </w:tcPr>
           <w:p>
             <w:pPr>
               <w:pStyle w:val="Compact"/>
@@ -1501,7 +1913,9 @@
           </w:p>
         </w:tc>
         <w:tc>
-          <w:tcPr/>
+          <w:tcPr>
+            <w:tcW w:w="3562" w:type="dxa"/>
+          </w:tcPr>
           <w:p>
             <w:pPr>
               <w:pStyle w:val="Compact"/>
@@ -1566,7 +1980,9 @@
           </w:p>
         </w:tc>
         <w:tc>
-          <w:tcPr/>
+          <w:tcPr>
+            <w:tcW w:w="475" w:type="dxa"/>
+          </w:tcPr>
           <w:p>
             <w:pPr>
               <w:pStyle w:val="Compact"/>
@@ -1577,7 +1993,9 @@
           </w:p>
         </w:tc>
         <w:tc>
-          <w:tcPr/>
+          <w:tcPr>
+            <w:tcW w:w="3015" w:type="dxa"/>
+          </w:tcPr>
           <w:p>
             <w:pPr>
               <w:pStyle w:val="Compact"/>
@@ -1628,8 +2046,13 @@
         </w:tc>
       </w:tr>
       <w:tr>
-        <w:tc>
-          <w:tcPr/>
+        <w:trPr>
+          <w:cantSplit/>
+        </w:trPr>
+        <w:tc>
+          <w:tcPr>
+            <w:tcW w:w="475" w:type="dxa"/>
+          </w:tcPr>
           <w:p>
             <w:pPr>
               <w:pStyle w:val="Compact"/>
@@ -1640,7 +2063,9 @@
           </w:p>
         </w:tc>
         <w:tc>
-          <w:tcPr/>
+          <w:tcPr>
+            <w:tcW w:w="2111" w:type="dxa"/>
+          </w:tcPr>
           <w:p>
             <w:pPr>
               <w:pStyle w:val="Compact"/>
@@ -1651,7 +2076,9 @@
           </w:p>
         </w:tc>
         <w:tc>
-          <w:tcPr/>
+          <w:tcPr>
+            <w:tcW w:w="3562" w:type="dxa"/>
+          </w:tcPr>
           <w:p>
             <w:pPr>
               <w:pStyle w:val="Compact"/>
@@ -1698,7 +2125,9 @@
           </w:p>
         </w:tc>
         <w:tc>
-          <w:tcPr/>
+          <w:tcPr>
+            <w:tcW w:w="475" w:type="dxa"/>
+          </w:tcPr>
           <w:p>
             <w:pPr>
               <w:pStyle w:val="Compact"/>
@@ -1709,7 +2138,9 @@
           </w:p>
         </w:tc>
         <w:tc>
-          <w:tcPr/>
+          <w:tcPr>
+            <w:tcW w:w="3015" w:type="dxa"/>
+          </w:tcPr>
           <w:p>
             <w:pPr>
               <w:pStyle w:val="Compact"/>
@@ -1721,8 +2152,13 @@
         </w:tc>
       </w:tr>
       <w:tr>
-        <w:tc>
-          <w:tcPr/>
+        <w:trPr>
+          <w:cantSplit/>
+        </w:trPr>
+        <w:tc>
+          <w:tcPr>
+            <w:tcW w:w="475" w:type="dxa"/>
+          </w:tcPr>
           <w:p>
             <w:pPr>
               <w:pStyle w:val="Compact"/>
@@ -1733,7 +2169,9 @@
           </w:p>
         </w:tc>
         <w:tc>
-          <w:tcPr/>
+          <w:tcPr>
+            <w:tcW w:w="2111" w:type="dxa"/>
+          </w:tcPr>
           <w:p>
             <w:pPr>
               <w:pStyle w:val="Compact"/>
@@ -1744,7 +2182,9 @@
           </w:p>
         </w:tc>
         <w:tc>
-          <w:tcPr/>
+          <w:tcPr>
+            <w:tcW w:w="3562" w:type="dxa"/>
+          </w:tcPr>
           <w:p>
             <w:pPr>
               <w:pStyle w:val="Compact"/>
@@ -1782,7 +2222,9 @@
           </w:p>
         </w:tc>
         <w:tc>
-          <w:tcPr/>
+          <w:tcPr>
+            <w:tcW w:w="475" w:type="dxa"/>
+          </w:tcPr>
           <w:p>
             <w:pPr>
               <w:pStyle w:val="Compact"/>
@@ -1793,7 +2235,9 @@
           </w:p>
         </w:tc>
         <w:tc>
-          <w:tcPr/>
+          <w:tcPr>
+            <w:tcW w:w="3015" w:type="dxa"/>
+          </w:tcPr>
           <w:p>
             <w:pPr>
               <w:pStyle w:val="Compact"/>
@@ -2073,56 +2517,121 @@
     <w:tbl>
       <w:tblPr>
         <w:tblStyle w:val="Table"/>
-        <w:tblW w:type="pct" w:w="5000"/>
+        <w:tblW w:w="9638" w:type="dxa"/>
+        <w:tblBorders>
+          <w:top w:val="single" w:sz="4" w:space="0" w:color="CDD1D5"/>
+          <w:left w:val="single" w:sz="4" w:space="0" w:color="CDD1D5"/>
+          <w:bottom w:val="single" w:sz="4" w:space="0" w:color="CDD1D5"/>
+          <w:right w:val="single" w:sz="4" w:space="0" w:color="CDD1D5"/>
+          <w:insideH w:val="single" w:sz="4" w:space="0" w:color="CDD1D5"/>
+          <w:insideV w:val="single" w:sz="4" w:space="0" w:color="CDD1D5"/>
+        </w:tblBorders>
         <w:tblLayout w:type="fixed"/>
+        <w:tblCellMar>
+          <w:top w:w="50" w:type="dxa"/>
+          <w:left w:w="100" w:type="dxa"/>
+          <w:bottom w:w="50" w:type="dxa"/>
+          <w:right w:w="100" w:type="dxa"/>
+        </w:tblCellMar>
         <w:tblLook w:firstRow="1" w:lastRow="0" w:firstColumn="0" w:lastColumn="0" w:noHBand="0" w:noVBand="0" w:val="0020"/>
       </w:tblPr>
       <w:tblGrid>
-        <w:gridCol w:w="1228"/>
-        <w:gridCol w:w="3035"/>
-        <w:gridCol w:w="3656"/>
+        <w:gridCol w:w="1495"/>
+        <w:gridCol w:w="3694"/>
+        <w:gridCol w:w="4449"/>
       </w:tblGrid>
       <w:tr>
         <w:trPr>
+          <w:cantSplit/>
           <w:tblHeader w:val="on"/>
         </w:trPr>
         <w:tc>
-          <w:tcPr/>
-          <w:p>
-            <w:pPr>
-              <w:pStyle w:val="Compact"/>
-            </w:pPr>
-            <w:r>
+          <w:tcPr>
+            <w:tcW w:w="1495" w:type="dxa"/>
+            <w:tcBorders>
+              <w:top w:val="single" w:sz="4" w:space="0" w:color="90A9C6"/>
+              <w:left w:val="single" w:sz="4" w:space="0" w:color="90A9C6"/>
+              <w:bottom w:val="single" w:sz="4" w:space="0" w:color="90A9C6"/>
+              <w:right w:val="single" w:sz="4" w:space="0" w:color="90A9C6"/>
+            </w:tcBorders>
+            <w:shd w:val="clear" w:color="auto" w:fill="D6E0EB"/>
+            <w:vAlign w:val="center"/>
+          </w:tcPr>
+          <w:p>
+            <w:pPr>
+              <w:pStyle w:val="Compact"/>
+            </w:pPr>
+            <w:r>
+              <w:rPr>
+                <w:b/>
+                <w:bCs/>
+                <w:color w:val="131416"/>
+              </w:rPr>
               <w:t xml:space="preserve">항목</w:t>
             </w:r>
           </w:p>
         </w:tc>
         <w:tc>
-          <w:tcPr/>
-          <w:p>
-            <w:pPr>
-              <w:pStyle w:val="Compact"/>
-            </w:pPr>
-            <w:r>
+          <w:tcPr>
+            <w:tcW w:w="3694" w:type="dxa"/>
+            <w:tcBorders>
+              <w:top w:val="single" w:sz="4" w:space="0" w:color="90A9C6"/>
+              <w:left w:val="single" w:sz="4" w:space="0" w:color="90A9C6"/>
+              <w:bottom w:val="single" w:sz="4" w:space="0" w:color="90A9C6"/>
+              <w:right w:val="single" w:sz="4" w:space="0" w:color="90A9C6"/>
+            </w:tcBorders>
+            <w:shd w:val="clear" w:color="auto" w:fill="D6E0EB"/>
+            <w:vAlign w:val="center"/>
+          </w:tcPr>
+          <w:p>
+            <w:pPr>
+              <w:pStyle w:val="Compact"/>
+            </w:pPr>
+            <w:r>
+              <w:rPr>
+                <w:b/>
+                <w:bCs/>
+                <w:color w:val="131416"/>
+              </w:rPr>
               <w:t xml:space="preserve">확인 방법</w:t>
             </w:r>
           </w:p>
         </w:tc>
         <w:tc>
-          <w:tcPr/>
-          <w:p>
-            <w:pPr>
-              <w:pStyle w:val="Compact"/>
-            </w:pPr>
-            <w:r>
+          <w:tcPr>
+            <w:tcW w:w="4449" w:type="dxa"/>
+            <w:tcBorders>
+              <w:top w:val="single" w:sz="4" w:space="0" w:color="90A9C6"/>
+              <w:left w:val="single" w:sz="4" w:space="0" w:color="90A9C6"/>
+              <w:bottom w:val="single" w:sz="4" w:space="0" w:color="90A9C6"/>
+              <w:right w:val="single" w:sz="4" w:space="0" w:color="90A9C6"/>
+            </w:tcBorders>
+            <w:shd w:val="clear" w:color="auto" w:fill="D6E0EB"/>
+            <w:vAlign w:val="center"/>
+          </w:tcPr>
+          <w:p>
+            <w:pPr>
+              <w:pStyle w:val="Compact"/>
+            </w:pPr>
+            <w:r>
+              <w:rPr>
+                <w:b/>
+                <w:bCs/>
+                <w:color w:val="131416"/>
+              </w:rPr>
               <w:t xml:space="preserve">기대 결과</w:t>
             </w:r>
           </w:p>
         </w:tc>
       </w:tr>
       <w:tr>
-        <w:tc>
-          <w:tcPr/>
+        <w:trPr>
+          <w:cantSplit/>
+        </w:trPr>
+        <w:tc>
+          <w:tcPr>
+            <w:tcW w:w="1495" w:type="dxa"/>
+          </w:tcPr>
           <w:p>
             <w:pPr>
               <w:pStyle w:val="Compact"/>
@@ -2133,7 +2642,9 @@
           </w:p>
         </w:tc>
         <w:tc>
-          <w:tcPr/>
+          <w:tcPr>
+            <w:tcW w:w="3694" w:type="dxa"/>
+          </w:tcPr>
           <w:p>
             <w:pPr>
               <w:pStyle w:val="Compact"/>
@@ -2147,7 +2658,9 @@
           </w:p>
         </w:tc>
         <w:tc>
-          <w:tcPr/>
+          <w:tcPr>
+            <w:tcW w:w="4449" w:type="dxa"/>
+          </w:tcPr>
           <w:p>
             <w:pPr>
               <w:pStyle w:val="Compact"/>
@@ -2168,8 +2681,13 @@
         </w:tc>
       </w:tr>
       <w:tr>
-        <w:tc>
-          <w:tcPr/>
+        <w:trPr>
+          <w:cantSplit/>
+        </w:trPr>
+        <w:tc>
+          <w:tcPr>
+            <w:tcW w:w="1495" w:type="dxa"/>
+          </w:tcPr>
           <w:p>
             <w:pPr>
               <w:pStyle w:val="Compact"/>
@@ -2180,7 +2698,9 @@
           </w:p>
         </w:tc>
         <w:tc>
-          <w:tcPr/>
+          <w:tcPr>
+            <w:tcW w:w="3694" w:type="dxa"/>
+          </w:tcPr>
           <w:p>
             <w:pPr>
               <w:pStyle w:val="Compact"/>
@@ -2206,7 +2726,9 @@
           </w:p>
         </w:tc>
         <w:tc>
-          <w:tcPr/>
+          <w:tcPr>
+            <w:tcW w:w="4449" w:type="dxa"/>
+          </w:tcPr>
           <w:p>
             <w:pPr>
               <w:pStyle w:val="Compact"/>
@@ -2272,8 +2794,13 @@
         </w:tc>
       </w:tr>
       <w:tr>
-        <w:tc>
-          <w:tcPr/>
+        <w:trPr>
+          <w:cantSplit/>
+        </w:trPr>
+        <w:tc>
+          <w:tcPr>
+            <w:tcW w:w="1495" w:type="dxa"/>
+          </w:tcPr>
           <w:p>
             <w:pPr>
               <w:pStyle w:val="Compact"/>
@@ -2284,7 +2811,9 @@
           </w:p>
         </w:tc>
         <w:tc>
-          <w:tcPr/>
+          <w:tcPr>
+            <w:tcW w:w="3694" w:type="dxa"/>
+          </w:tcPr>
           <w:p>
             <w:pPr>
               <w:pStyle w:val="Compact"/>
@@ -2298,7 +2827,9 @@
           </w:p>
         </w:tc>
         <w:tc>
-          <w:tcPr/>
+          <w:tcPr>
+            <w:tcW w:w="4449" w:type="dxa"/>
+          </w:tcPr>
           <w:p>
             <w:pPr>
               <w:pStyle w:val="Compact"/>
@@ -2353,8 +2884,13 @@
         </w:tc>
       </w:tr>
       <w:tr>
-        <w:tc>
-          <w:tcPr/>
+        <w:trPr>
+          <w:cantSplit/>
+        </w:trPr>
+        <w:tc>
+          <w:tcPr>
+            <w:tcW w:w="1495" w:type="dxa"/>
+          </w:tcPr>
           <w:p>
             <w:pPr>
               <w:pStyle w:val="Compact"/>
@@ -2365,7 +2901,9 @@
           </w:p>
         </w:tc>
         <w:tc>
-          <w:tcPr/>
+          <w:tcPr>
+            <w:tcW w:w="3694" w:type="dxa"/>
+          </w:tcPr>
           <w:p>
             <w:pPr>
               <w:pStyle w:val="Compact"/>
@@ -2385,7 +2923,9 @@
           </w:p>
         </w:tc>
         <w:tc>
-          <w:tcPr/>
+          <w:tcPr>
+            <w:tcW w:w="4449" w:type="dxa"/>
+          </w:tcPr>
           <w:p>
             <w:pPr>
               <w:pStyle w:val="Compact"/>
@@ -2397,8 +2937,13 @@
         </w:tc>
       </w:tr>
       <w:tr>
-        <w:tc>
-          <w:tcPr/>
+        <w:trPr>
+          <w:cantSplit/>
+        </w:trPr>
+        <w:tc>
+          <w:tcPr>
+            <w:tcW w:w="1495" w:type="dxa"/>
+          </w:tcPr>
           <w:p>
             <w:pPr>
               <w:pStyle w:val="Compact"/>
@@ -2409,7 +2954,9 @@
           </w:p>
         </w:tc>
         <w:tc>
-          <w:tcPr/>
+          <w:tcPr>
+            <w:tcW w:w="3694" w:type="dxa"/>
+          </w:tcPr>
           <w:p>
             <w:pPr>
               <w:pStyle w:val="Compact"/>
@@ -2423,7 +2970,9 @@
           </w:p>
         </w:tc>
         <w:tc>
-          <w:tcPr/>
+          <w:tcPr>
+            <w:tcW w:w="4449" w:type="dxa"/>
+          </w:tcPr>
           <w:p>
             <w:pPr>
               <w:pStyle w:val="Compact"/>
@@ -2435,8 +2984,13 @@
         </w:tc>
       </w:tr>
       <w:tr>
-        <w:tc>
-          <w:tcPr/>
+        <w:trPr>
+          <w:cantSplit/>
+        </w:trPr>
+        <w:tc>
+          <w:tcPr>
+            <w:tcW w:w="1495" w:type="dxa"/>
+          </w:tcPr>
           <w:p>
             <w:pPr>
               <w:pStyle w:val="Compact"/>
@@ -2447,7 +3001,9 @@
           </w:p>
         </w:tc>
         <w:tc>
-          <w:tcPr/>
+          <w:tcPr>
+            <w:tcW w:w="3694" w:type="dxa"/>
+          </w:tcPr>
           <w:p>
             <w:pPr>
               <w:pStyle w:val="Compact"/>
@@ -2473,7 +3029,9 @@
           </w:p>
         </w:tc>
         <w:tc>
-          <w:tcPr/>
+          <w:tcPr>
+            <w:tcW w:w="4449" w:type="dxa"/>
+          </w:tcPr>
           <w:p>
             <w:pPr>
               <w:pStyle w:val="Compact"/>
@@ -2485,8 +3043,13 @@
         </w:tc>
       </w:tr>
       <w:tr>
-        <w:tc>
-          <w:tcPr/>
+        <w:trPr>
+          <w:cantSplit/>
+        </w:trPr>
+        <w:tc>
+          <w:tcPr>
+            <w:tcW w:w="1495" w:type="dxa"/>
+          </w:tcPr>
           <w:p>
             <w:pPr>
               <w:pStyle w:val="Compact"/>
@@ -2497,7 +3060,9 @@
           </w:p>
         </w:tc>
         <w:tc>
-          <w:tcPr/>
+          <w:tcPr>
+            <w:tcW w:w="3694" w:type="dxa"/>
+          </w:tcPr>
           <w:p>
             <w:pPr>
               <w:pStyle w:val="Compact"/>
@@ -2508,7 +3073,9 @@
           </w:p>
         </w:tc>
         <w:tc>
-          <w:tcPr/>
+          <w:tcPr>
+            <w:tcW w:w="4449" w:type="dxa"/>
+          </w:tcPr>
           <w:p>
             <w:pPr>
               <w:pStyle w:val="Compact"/>
@@ -2520,8 +3087,13 @@
         </w:tc>
       </w:tr>
       <w:tr>
-        <w:tc>
-          <w:tcPr/>
+        <w:trPr>
+          <w:cantSplit/>
+        </w:trPr>
+        <w:tc>
+          <w:tcPr>
+            <w:tcW w:w="1495" w:type="dxa"/>
+          </w:tcPr>
           <w:p>
             <w:pPr>
               <w:pStyle w:val="Compact"/>
@@ -2532,7 +3104,9 @@
           </w:p>
         </w:tc>
         <w:tc>
-          <w:tcPr/>
+          <w:tcPr>
+            <w:tcW w:w="3694" w:type="dxa"/>
+          </w:tcPr>
           <w:p>
             <w:pPr>
               <w:pStyle w:val="Compact"/>
@@ -2543,7 +3117,9 @@
           </w:p>
         </w:tc>
         <w:tc>
-          <w:tcPr/>
+          <w:tcPr>
+            <w:tcW w:w="4449" w:type="dxa"/>
+          </w:tcPr>
           <w:p>
             <w:pPr>
               <w:pStyle w:val="Compact"/>
@@ -2555,8 +3131,13 @@
         </w:tc>
       </w:tr>
       <w:tr>
-        <w:tc>
-          <w:tcPr/>
+        <w:trPr>
+          <w:cantSplit/>
+        </w:trPr>
+        <w:tc>
+          <w:tcPr>
+            <w:tcW w:w="1495" w:type="dxa"/>
+          </w:tcPr>
           <w:p>
             <w:pPr>
               <w:pStyle w:val="Compact"/>
@@ -2567,7 +3148,9 @@
           </w:p>
         </w:tc>
         <w:tc>
-          <w:tcPr/>
+          <w:tcPr>
+            <w:tcW w:w="3694" w:type="dxa"/>
+          </w:tcPr>
           <w:p>
             <w:pPr>
               <w:pStyle w:val="Compact"/>
@@ -2578,7 +3161,9 @@
           </w:p>
         </w:tc>
         <w:tc>
-          <w:tcPr/>
+          <w:tcPr>
+            <w:tcW w:w="4449" w:type="dxa"/>
+          </w:tcPr>
           <w:p>
             <w:pPr>
               <w:pStyle w:val="Compact"/>
@@ -2609,56 +3194,121 @@
     <w:tbl>
       <w:tblPr>
         <w:tblStyle w:val="Table"/>
-        <w:tblW w:type="pct" w:w="5000"/>
+        <w:tblW w:w="9638" w:type="dxa"/>
+        <w:tblBorders>
+          <w:top w:val="single" w:sz="4" w:space="0" w:color="CDD1D5"/>
+          <w:left w:val="single" w:sz="4" w:space="0" w:color="CDD1D5"/>
+          <w:bottom w:val="single" w:sz="4" w:space="0" w:color="CDD1D5"/>
+          <w:right w:val="single" w:sz="4" w:space="0" w:color="CDD1D5"/>
+          <w:insideH w:val="single" w:sz="4" w:space="0" w:color="CDD1D5"/>
+          <w:insideV w:val="single" w:sz="4" w:space="0" w:color="CDD1D5"/>
+        </w:tblBorders>
         <w:tblLayout w:type="fixed"/>
+        <w:tblCellMar>
+          <w:top w:w="50" w:type="dxa"/>
+          <w:left w:w="100" w:type="dxa"/>
+          <w:bottom w:w="50" w:type="dxa"/>
+          <w:right w:w="100" w:type="dxa"/>
+        </w:tblCellMar>
         <w:tblLook w:firstRow="1" w:lastRow="0" w:firstColumn="0" w:lastColumn="0" w:noHBand="0" w:noVBand="0" w:val="0020"/>
       </w:tblPr>
       <w:tblGrid>
-        <w:gridCol w:w="4325"/>
-        <w:gridCol w:w="1797"/>
-        <w:gridCol w:w="1797"/>
+        <w:gridCol w:w="5264"/>
+        <w:gridCol w:w="2187"/>
+        <w:gridCol w:w="2187"/>
       </w:tblGrid>
       <w:tr>
         <w:trPr>
+          <w:cantSplit/>
           <w:tblHeader w:val="on"/>
         </w:trPr>
         <w:tc>
-          <w:tcPr/>
-          <w:p>
-            <w:pPr>
-              <w:pStyle w:val="Compact"/>
-            </w:pPr>
-            <w:r>
+          <w:tcPr>
+            <w:tcW w:w="5264" w:type="dxa"/>
+            <w:tcBorders>
+              <w:top w:val="single" w:sz="4" w:space="0" w:color="90A9C6"/>
+              <w:left w:val="single" w:sz="4" w:space="0" w:color="90A9C6"/>
+              <w:bottom w:val="single" w:sz="4" w:space="0" w:color="90A9C6"/>
+              <w:right w:val="single" w:sz="4" w:space="0" w:color="90A9C6"/>
+            </w:tcBorders>
+            <w:shd w:val="clear" w:color="auto" w:fill="D6E0EB"/>
+            <w:vAlign w:val="center"/>
+          </w:tcPr>
+          <w:p>
+            <w:pPr>
+              <w:pStyle w:val="Compact"/>
+            </w:pPr>
+            <w:r>
+              <w:rPr>
+                <w:b/>
+                <w:bCs/>
+                <w:color w:val="131416"/>
+              </w:rPr>
               <w:t xml:space="preserve">역할</w:t>
             </w:r>
           </w:p>
         </w:tc>
         <w:tc>
-          <w:tcPr/>
-          <w:p>
-            <w:pPr>
-              <w:pStyle w:val="Compact"/>
-            </w:pPr>
-            <w:r>
+          <w:tcPr>
+            <w:tcW w:w="2187" w:type="dxa"/>
+            <w:tcBorders>
+              <w:top w:val="single" w:sz="4" w:space="0" w:color="90A9C6"/>
+              <w:left w:val="single" w:sz="4" w:space="0" w:color="90A9C6"/>
+              <w:bottom w:val="single" w:sz="4" w:space="0" w:color="90A9C6"/>
+              <w:right w:val="single" w:sz="4" w:space="0" w:color="90A9C6"/>
+            </w:tcBorders>
+            <w:shd w:val="clear" w:color="auto" w:fill="D6E0EB"/>
+            <w:vAlign w:val="center"/>
+          </w:tcPr>
+          <w:p>
+            <w:pPr>
+              <w:pStyle w:val="Compact"/>
+            </w:pPr>
+            <w:r>
+              <w:rPr>
+                <w:b/>
+                <w:bCs/>
+                <w:color w:val="131416"/>
+              </w:rPr>
               <w:t xml:space="preserve">이름</w:t>
             </w:r>
           </w:p>
         </w:tc>
         <w:tc>
-          <w:tcPr/>
-          <w:p>
-            <w:pPr>
-              <w:pStyle w:val="Compact"/>
-            </w:pPr>
-            <w:r>
+          <w:tcPr>
+            <w:tcW w:w="2187" w:type="dxa"/>
+            <w:tcBorders>
+              <w:top w:val="single" w:sz="4" w:space="0" w:color="90A9C6"/>
+              <w:left w:val="single" w:sz="4" w:space="0" w:color="90A9C6"/>
+              <w:bottom w:val="single" w:sz="4" w:space="0" w:color="90A9C6"/>
+              <w:right w:val="single" w:sz="4" w:space="0" w:color="90A9C6"/>
+            </w:tcBorders>
+            <w:shd w:val="clear" w:color="auto" w:fill="D6E0EB"/>
+            <w:vAlign w:val="center"/>
+          </w:tcPr>
+          <w:p>
+            <w:pPr>
+              <w:pStyle w:val="Compact"/>
+            </w:pPr>
+            <w:r>
+              <w:rPr>
+                <w:b/>
+                <w:bCs/>
+                <w:color w:val="131416"/>
+              </w:rPr>
               <w:t xml:space="preserve">연락처</w:t>
             </w:r>
           </w:p>
         </w:tc>
       </w:tr>
       <w:tr>
-        <w:tc>
-          <w:tcPr/>
+        <w:trPr>
+          <w:cantSplit/>
+        </w:trPr>
+        <w:tc>
+          <w:tcPr>
+            <w:tcW w:w="5264" w:type="dxa"/>
+          </w:tcPr>
           <w:p>
             <w:pPr>
               <w:pStyle w:val="Compact"/>
@@ -2669,7 +3319,9 @@
           </w:p>
         </w:tc>
         <w:tc>
-          <w:tcPr/>
+          <w:tcPr>
+            <w:tcW w:w="2187" w:type="dxa"/>
+          </w:tcPr>
           <w:p>
             <w:pPr>
               <w:pStyle w:val="Compact"/>
@@ -2680,7 +3332,9 @@
           </w:p>
         </w:tc>
         <w:tc>
-          <w:tcPr/>
+          <w:tcPr>
+            <w:tcW w:w="2187" w:type="dxa"/>
+          </w:tcPr>
           <w:p>
             <w:pPr>
               <w:pStyle w:val="Compact"/>
@@ -2692,8 +3346,13 @@
         </w:tc>
       </w:tr>
       <w:tr>
-        <w:tc>
-          <w:tcPr/>
+        <w:trPr>
+          <w:cantSplit/>
+        </w:trPr>
+        <w:tc>
+          <w:tcPr>
+            <w:tcW w:w="5264" w:type="dxa"/>
+          </w:tcPr>
           <w:p>
             <w:pPr>
               <w:pStyle w:val="Compact"/>
@@ -2704,7 +3363,9 @@
           </w:p>
         </w:tc>
         <w:tc>
-          <w:tcPr/>
+          <w:tcPr>
+            <w:tcW w:w="2187" w:type="dxa"/>
+          </w:tcPr>
           <w:p>
             <w:pPr>
               <w:pStyle w:val="Compact"/>
@@ -2715,7 +3376,9 @@
           </w:p>
         </w:tc>
         <w:tc>
-          <w:tcPr/>
+          <w:tcPr>
+            <w:tcW w:w="2187" w:type="dxa"/>
+          </w:tcPr>
           <w:p>
             <w:pPr>
               <w:pStyle w:val="Compact"/>
@@ -2727,8 +3390,13 @@
         </w:tc>
       </w:tr>
       <w:tr>
-        <w:tc>
-          <w:tcPr/>
+        <w:trPr>
+          <w:cantSplit/>
+        </w:trPr>
+        <w:tc>
+          <w:tcPr>
+            <w:tcW w:w="5264" w:type="dxa"/>
+          </w:tcPr>
           <w:p>
             <w:pPr>
               <w:pStyle w:val="Compact"/>
@@ -2739,7 +3407,9 @@
           </w:p>
         </w:tc>
         <w:tc>
-          <w:tcPr/>
+          <w:tcPr>
+            <w:tcW w:w="2187" w:type="dxa"/>
+          </w:tcPr>
           <w:p>
             <w:pPr>
               <w:pStyle w:val="Compact"/>
@@ -2750,7 +3420,9 @@
           </w:p>
         </w:tc>
         <w:tc>
-          <w:tcPr/>
+          <w:tcPr>
+            <w:tcW w:w="2187" w:type="dxa"/>
+          </w:tcPr>
           <w:p>
             <w:pPr>
               <w:pStyle w:val="Compact"/>
